--- a/rapports/16_02_2026/DIEYNABA/coh_EQ11_sup_031202020034.docx
+++ b/rapports/16_02_2026/DIEYNABA/coh_EQ11_sup_031202020034.docx
@@ -25,7 +25,7 @@
         <w:br/>
         <w:t>Grappe: 031202020034</w:t>
         <w:br/>
-        <w:t>Date: 16/02/2026 a 12:40</w:t>
+        <w:t>Date: 16/02/2026 a 12:58</w:t>
       </w:r>
     </w:p>
     <w:p/>

--- a/rapports/16_02_2026/DIEYNABA/coh_EQ11_sup_031202020034.docx
+++ b/rapports/16_02_2026/DIEYNABA/coh_EQ11_sup_031202020034.docx
@@ -25,7 +25,7 @@
         <w:br/>
         <w:t>Grappe: 031202020034</w:t>
         <w:br/>
-        <w:t>Date: 16/02/2026 a 12:58</w:t>
+        <w:t>Date: 16/02/2026 a 13:04</w:t>
       </w:r>
     </w:p>
     <w:p/>
@@ -1030,7 +1030,7 @@
         <w:rPr>
           <w:sz w:val="20"/>
         </w:rPr>
-        <w:t>- Attention ! Le prix unitaire d'achat (133.3333 Fcfa) de Courge en Morceau (Portion) (Petit) est relativement élevé par rapport aux autres prix observés dans cette zone. Prière de corriger ou de confirmer avec le QG. Attention ! Le prix unitaire d'achat (500 Fcfa) de Aubergine sauvage  en Tas (Petit) est relativement élevé par rapport aux autres prix observés dans cette zone. Prière de corriger ou de confirmer avec le QG. Avertissement!!! Le ménage a consommé 10 Paquet Petit de Thé en sachet, cette quantité semble anormale pour une consommation des 7 derniers jours.Prière de corriger ou de confirmer avec le QG. Avertissement!! le prix unitaire (125 Fcfa) de Thé en sachet (unité: Paquet) de taille Petit est très faible ou élevé. Prière de corriger ou de confirmer avec le QG. Incohérence!! Dans ce ménage, chaque individus consomme par jour 13.78086 Kg  de cereale; Prière de revoir les quantités prises de ces produits. Incohérence!! Dans ce ménage, chaque individus consomme par jour 13.78086 Kg  de cereale; Prière de revoir les quantités prises de ces produits. Le prix d'achat unitaire (350 Fcfa) de Riz local Gambiaka en Sac (50 Kg) de taille taille unique est très faible, prière de regarder les reponses prises dans les questions s07bq07a s07bq07b s07bq07c s07bq08 pour mieux corriger. Attention ! Le prix unitaire d'achat (350 Fcfa) de Riz local Gambiaka en Sac (50 Kg) (taille unique) est relativement faible par rapport aux autres prix observés dans cette zone. Prière de corriger ou de confirmer avec le QG. Le ménage a consommé Arachides pilées mais les informations sur la quantité, l'unité ou la taille ne sont pas renseignées.Prière de renseigner. Le ménage a consommé Concentré de tomate mais les informations sur la quantité, l'unité ou la taille ne sont pas renseignées.Prière de renseigner. Le ménage a consommé Farine de blé locale ou importée mais les informations sur la quantité, l'unité ou la taille ne sont pas renseignées.Prière de renseigner. Le ménage a consommé Niébé/Haricots secs mais les informations sur la quantité, l'unité ou la taille ne sont pas renseignées.Prière de renseigner. Le ménage a consommé Poivre mais les informations sur la quantité, l'unité ou la taille ne sont pas renseignées.Prière de renseigner. Le ménage a consommé Soumbala (moutarde africaine) mais les informations sur la quantité, l'unité ou la taille ne sont pas renseignées.Prière de renseigner. Le ménage a consommé Vinaigre de vin mais les informations sur la quantité, l'unité ou la taille ne sont pas renseignées.Prière de renseigner.</w:t>
+        <w:t>- Attention ! Le prix unitaire d'achat (400 Fcfa) de Oignon frais en Kg (taille unique) est relativement faible par rapport aux autres prix observés dans cette zone. Prière de corriger ou de confirmer avec le QG. Attention ! Le prix unitaire d'achat (500 Fcfa) de Aubergine sauvage  en Tas (Petit) est relativement élevé par rapport aux autres prix observés dans cette zone. Prière de corriger ou de confirmer avec le QG. Avertissement!!! Le ménage a consommé 10 Paquet Petit de Thé en sachet, cette quantité semble anormale pour une consommation des 7 derniers jours.Prière de corriger ou de confirmer avec le QG. Avertissement!! le prix unitaire (125 Fcfa) de Thé en sachet (unité: Paquet) de taille Petit est très faible ou élevé. Prière de corriger ou de confirmer avec le QG. Incohérence!! Dans ce ménage, chaque individus consomme par jour 25.87962 Kg  de cereale; Prière de revoir les quantités prises de ces produits. Incohérence!! Dans ce ménage, chaque individus consomme par jour 25.87962 Kg  de cereale; Prière de revoir les quantités prises de ces produits. Le prix d'achat unitaire (350 Fcfa) de Riz local Gambiaka en Sac (50 Kg) de taille taille unique est très faible, prière de regarder les reponses prises dans les questions s07bq07a s07bq07b s07bq07c s07bq08 pour mieux corriger. Attention ! Le prix unitaire d'achat (350 Fcfa) de Riz local Gambiaka en Sac (50 Kg) (taille unique) est relativement faible par rapport aux autres prix observés dans cette zone. Prière de corriger ou de confirmer avec le QG.</w:t>
       </w:r>
     </w:p>
     <w:p>
@@ -1746,7 +1746,7 @@
         <w:rPr>
           <w:sz w:val="20"/>
         </w:rPr>
-        <w:t>- La dernière fois que vous avez acheté Viande de poulet entier est vendeur de poulet du quartier et semble exister dans les modalités, prière de prendre attache avec le QG pour plus d'explication afin de la classer bien. Attention ! Le prix unitaire d'achat (350 Fcfa) de Choux en Pièce (Petit) est relativement élevé par rapport aux autres prix observés dans cette zone. Prière de corriger ou de confirmer avec le QG. Avertissement!! La quantité (4.5 litre) du produit Huile de soja  consommée  par le ménage semble très élevé, prière de corriger ou confirmer avec le QG. Avertissement!!! Le ménage a consommé 2 Paquet Petit de Thé en sachet, cette quantité semble anormale pour une consommation des 7 derniers jours.Prière de corriger ou de confirmer avec le QG. Avertissement!! le prix unitaire (125 Fcfa) de Thé en sachet (unité: Paquet) de taille Petit est très faible ou élevé. Prière de corriger ou de confirmer avec le QG. Incohérence!! Dans ce ménage, chaque individus consomme par jour 22.7025 Kg  de cereale; Prière de revoir les quantités prises de ces produits. Incohérence!! Dans ce ménage, chaque individus consomme par jour 22.7025 Kg  de cereale; Prière de revoir les quantités prises de ces produits.</w:t>
+        <w:t>- La dernière fois que vous avez acheté Viande de poulet entier est vendeur de poulet du quartier et semble exister dans les modalités, prière de prendre attache avec le QG pour plus d'explication afin de la classer bien. Attention ! Le prix unitaire d'achat (350 Fcfa) de Choux en Pièce (Petit) est relativement élevé par rapport aux autres prix observés dans cette zone. Prière de corriger ou de confirmer avec le QG. Attention ! Le prix unitaire d'achat (500 Fcfa) de Oignon frais en Kg (taille unique) est relativement faible par rapport aux autres prix observés dans cette zone. Prière de corriger ou de confirmer avec le QG. Avertissement!! La quantité (4.5 litre) du produit Huile de soja  consommée  par le ménage semble très élevé, prière de corriger ou confirmer avec le QG. Avertissement!!! Le ménage a consommé 2 Paquet Petit de Thé en sachet, cette quantité semble anormale pour une consommation des 7 derniers jours.Prière de corriger ou de confirmer avec le QG. Avertissement!! le prix unitaire (125 Fcfa) de Thé en sachet (unité: Paquet) de taille Petit est très faible ou élevé. Prière de corriger ou de confirmer avec le QG. Incohérence!! Dans ce ménage, chaque individus consomme par jour 36.64595 Kg  de cereale; Prière de revoir les quantités prises de ces produits. Incohérence!! Dans ce ménage, chaque individus consomme par jour 36.64595 Kg  de cereale; Prière de revoir les quantités prises de ces produits.</w:t>
       </w:r>
     </w:p>
     <w:p>
@@ -2387,7 +2387,7 @@
         <w:rPr>
           <w:sz w:val="20"/>
         </w:rPr>
-        <w:t>- Attention ! Le prix unitaire d'achat (12.5 Fcfa) de Vinaigre de vin en Sachets industriel (Tres petit) est relativement faible par rapport aux autres prix observés dans cette zone. Prière de corriger ou de confirmer avec le QG. Attention ! Soupçons de quantité anormale! Le ménage de GOURGUI NDIR avec une taille de 8 personnes a consommé 5 Kg en taille unique de Sucre en poudre  qui est relativement élevé comme consommation par rapport à la condition de vie des autres ménages de même taille dans cette zone. Prière de corriger ou de confirmer avec le QG. Avertissement!!! Le ménage a consommé 4 Paquet Petit de Thé en sachet, cette quantité semble anormale pour une consommation des 7 derniers jours.Prière de corriger ou de confirmer avec le QG. Avertissement!! le prix unitaire (125 Fcfa) de Thé en sachet (unité: Paquet) de taille Petit est très faible ou élevé. Prière de corriger ou de confirmer avec le QG. Incohérence!! Dans ce ménage, chaque individus consomme par jour 28.28125 Kg  de cereale; Prière de revoir les quantités prises de ces produits. Incohérence!! Dans ce ménage, chaque individus consomme par jour 28.28125 Kg  de cereale; Prière de revoir les quantités prises de ces produits. Incohérence!! Dans ce ménage, chaque individus consomme par jour 28.28125 Kg  de cereale; Prière de revoir les quantités prises de ces produits.</w:t>
+        <w:t>- Attention ! Le prix unitaire d'achat (12.5 Fcfa) de Vinaigre de vin en Sachets industriel (Tres petit) est relativement faible par rapport aux autres prix observés dans cette zone. Prière de corriger ou de confirmer avec le QG. Attention ! Le prix unitaire d'achat (150 Fcfa) de Piment frais en Sachets (Petit) est relativement élevé par rapport aux autres prix observés dans cette zone. Prière de corriger ou de confirmer avec le QG. Attention ! Soupçons de quantité anormale! Le ménage de GOURGUI NDIR avec une taille de 8 personnes a consommé 5 Kg en taille unique de Sucre en poudre  qui est relativement élevé comme consommation par rapport à la condition de vie des autres ménages de même taille dans cette zone. Prière de corriger ou de confirmer avec le QG. Avertissement!!! Le ménage a consommé 4 Paquet Petit de Thé en sachet, cette quantité semble anormale pour une consommation des 7 derniers jours.Prière de corriger ou de confirmer avec le QG. Avertissement!! le prix unitaire (125 Fcfa) de Thé en sachet (unité: Paquet) de taille Petit est très faible ou élevé. Prière de corriger ou de confirmer avec le QG. Incohérence!! Dans ce ménage, chaque individus consomme par jour 47.86161 Kg  de cereale; Prière de revoir les quantités prises de ces produits. Incohérence!! Dans ce ménage, chaque individus consomme par jour 47.86161 Kg  de cereale; Prière de revoir les quantités prises de ces produits. Incohérence!! Dans ce ménage, chaque individus consomme par jour 47.86161 Kg  de cereale; Prière de revoir les quantités prises de ces produits.</w:t>
       </w:r>
     </w:p>
     <w:p>
@@ -2517,6 +2517,8 @@
         <w:rPr>
           <w:sz w:val="20"/>
         </w:rPr>
+        <w:t xml:space="preserve">- La quantité estimée en Kg est incorrecte (Exemple : si le ménage a eu 10 sacs de 100kg = 10*100=1000kg), prière de corriger merci. </w:t>
+        <w:br/>
         <w:t xml:space="preserve">- La quantité estimée en Kg est incorrecte (Exemple : si le ménage a eu 10 sacs de 100kg = 10*100=1000kg), prière de corriger merci. </w:t>
         <w:br/>
         <w:t xml:space="preserve">- La quantité estimée en Kg est incorrecte (Exemple : si le ménage a eu 10 sacs de 100kg = 10*100=1000kg), prière de corriger merci. </w:t>
@@ -2970,7 +2972,7 @@
         <w:rPr>
           <w:sz w:val="20"/>
         </w:rPr>
-        <w:t>- Attention ! Le prix unitaire d'achat (50 Fcfa) de Sel en Sachets (Petit) est relativement faible par rapport aux autres prix observés dans cette zone. Prière de corriger ou de confirmer avec le QG. Incohérence!! Dans ce ménage, chaque individus consomme par jour 56.16286 Kg  de cereale; Prière de revoir les quantités prises de ces produits. Incohérence!! Dans ce ménage, chaque individus consomme par jour 56.16286 Kg  de cereale; Prière de revoir les quantités prises de ces produits. Le prix d'achat unitaire (77.14286 Fcfa) de Mil en Kg de taille  taille unique  est très faible, prière de regarder les reponses prises dans les questions s07bq07a s07bq07b s07bq07c s07bq08 pour mieux corriger. Attention ! Le prix unitaire d'achat (77.14286 Fcfa) de Mil en Kg (taille unique) est relativement faible par rapport aux autres prix observés dans cette zone. Prière de corriger ou de confirmer avec le QG.</w:t>
+        <w:t>- Attention ! Le prix unitaire d'achat (125 Fcfa) de Café moulu en Sachets industriel (Petit) est relativement faible par rapport aux autres prix observés dans cette zone. Prière de corriger ou de confirmer avec le QG. Attention ! Le prix unitaire d'achat (125 Fcfa) de Piment frais en Sachets (Petit) est relativement élevé par rapport aux autres prix observés dans cette zone. Prière de corriger ou de confirmer avec le QG. Incohérence!! Dans ce ménage, chaque individus consomme par jour 99.28285 Kg  de cereale; Prière de revoir les quantités prises de ces produits. Incohérence!! Dans ce ménage, chaque individus consomme par jour 99.28285 Kg  de cereale; Prière de revoir les quantités prises de ces produits. Le prix d'achat unitaire (77.14286 Fcfa) de Mil en Kg de taille  taille unique  est très faible, prière de regarder les reponses prises dans les questions s07bq07a s07bq07b s07bq07c s07bq08 pour mieux corriger. Attention ! Le prix unitaire d'achat (77.14286 Fcfa) de Mil en Kg (taille unique) est relativement faible par rapport aux autres prix observés dans cette zone. Prière de corriger ou de confirmer avec le QG.</w:t>
       </w:r>
     </w:p>
     <w:p>
@@ -3622,7 +3624,7 @@
         <w:rPr>
           <w:sz w:val="20"/>
         </w:rPr>
-        <w:t>- Avertissement!! La quantité (3.5 litre) du produit Huile de soja  consommée  par le ménage semble très élevé, prière de corriger ou confirmer avec le QG. Incohérence!! Dans ce ménage, chaque individus consomme par jour 25.25651 Kg  de cereale; Prière de revoir les quantités prises de ces produits. Incohérence!! Dans ce ménage, chaque individus consomme par jour 25.25651 Kg  de cereale; Prière de revoir les quantités prises de ces produits. Incohérence!! Dans ce ménage, chaque individus consomme par jour 25.25651 Kg  de cereale; Prière de revoir les quantités prises de ces produits.</w:t>
+        <w:t>- Incohérence!! Dans ce ménage, chaque individus consomme par jour 47.88143 Kg  de cereale; Prière de revoir les quantités prises de ces produits. Incohérence!! Dans ce ménage, chaque individus consomme par jour 47.88143 Kg  de cereale; Prière de revoir les quantités prises de ces produits. Incohérence!! Dans ce ménage, chaque individus consomme par jour 47.88143 Kg  de cereale; Prière de revoir les quantités prises de ces produits.</w:t>
       </w:r>
     </w:p>
     <w:p>
@@ -3875,7 +3877,11 @@
         <w:rPr>
           <w:sz w:val="20"/>
         </w:rPr>
-        <w:t>- ||  ||</w:t>
+        <w:t xml:space="preserve">- || </w:t>
+        <w:br/>
+        <w:t xml:space="preserve">- </w:t>
+        <w:br/>
+        <w:t>-  ||</w:t>
       </w:r>
     </w:p>
     <w:p>
@@ -4401,7 +4407,7 @@
         <w:rPr>
           <w:sz w:val="20"/>
         </w:rPr>
-        <w:t>- Attention ! Le prix unitaire d'achat (500 Fcfa) de Sel en Sachets (Tres petit) est relativement élevé par rapport aux autres prix observés dans cette zone. Prière de corriger ou de confirmer avec le QG. Attention ! Soupçons de quantité anormale! Le ménage de TAPHA DIA avec une taille de 4 personnes a consommé 1.64 Litre en taille unique de Huile de soja  qui est relativement élevé comme consommation par rapport à la condition de vie des autres ménages de même taille dans cette zone. Prière de corriger ou de confirmer avec le QG. Incohérence!! Dans ce ménage, chaque individus consomme par jour 60.66857 Kg  de cereale; Prière de revoir les quantités prises de ces produits. Incohérence!! Dans ce ménage, chaque individus consomme par jour 60.66857 Kg  de cereale; Prière de revoir les quantités prises de ces produits.</w:t>
+        <w:t>- Attention ! Le prix unitaire d'achat (200 Fcfa) de Ail en Sachets (Petit) est relativement élevé par rapport aux autres prix observés dans cette zone. Prière de corriger ou de confirmer avec le QG. Attention ! Le prix unitaire d'achat (500 Fcfa) de Sel en Sachets (Tres petit) est relativement élevé par rapport aux autres prix observés dans cette zone. Prière de corriger ou de confirmer avec le QG. Incohérence!! Dans ce ménage, chaque individus consomme par jour 98.395 Kg  de cereale; Prière de revoir les quantités prises de ces produits. Incohérence!! Dans ce ménage, chaque individus consomme par jour 98.395 Kg  de cereale; Prière de revoir les quantités prises de ces produits.</w:t>
       </w:r>
     </w:p>
     <w:p>
@@ -4963,7 +4969,7 @@
         <w:rPr>
           <w:sz w:val="20"/>
         </w:rPr>
-        <w:t>- Incohérence!! Dans ce ménage, chaque individus consomme par jour 52.94628 Kg  de cereale; Prière de revoir les quantités prises de ces produits. Incohérence!! Dans ce ménage, chaque individus consomme par jour 52.94628 Kg  de cereale; Prière de revoir les quantités prises de ces produits.</w:t>
+        <w:t>- Attention ! Le prix unitaire d'achat (100 Fcfa) de Sucre en poudre  en Sachets (Petit) est relativement faible par rapport aux autres prix observés dans cette zone. Prière de corriger ou de confirmer avec le QG. Attention ! Le prix unitaire d'achat (200 Fcfa) de Poireau en Tas (Petit) est relativement élevé par rapport aux autres prix observés dans cette zone. Prière de corriger ou de confirmer avec le QG. Attention ! Le prix unitaire d'achat (200 Fcfa) de Poivron frais en Tas (Petit) est relativement élevé par rapport aux autres prix observés dans cette zone. Prière de corriger ou de confirmer avec le QG. Attention ! Le prix unitaire d'achat (50 Fcfa) de Feuilles de  Haricot en Sachets (Petit) est relativement faible par rapport aux autres prix observés dans cette zone. Prière de corriger ou de confirmer avec le QG. Incohérence!! Dans ce ménage, chaque individus consomme par jour 91.59629 Kg  de cereale; Prière de revoir les quantités prises de ces produits. Incohérence!! Dans ce ménage, chaque individus consomme par jour 91.59629 Kg  de cereale; Prière de revoir les quantités prises de ces produits.</w:t>
       </w:r>
     </w:p>
     <w:p>
@@ -5579,7 +5585,7 @@
         <w:rPr>
           <w:sz w:val="20"/>
         </w:rPr>
-        <w:t>- Attention ! Le prix unitaire d'achat (1400 Fcfa) de Manioc en tubercules en Kg (taille unique) est relativement élevé par rapport aux autres prix observés dans cette zone. Prière de corriger ou de confirmer avec le QG. Attention ! Le prix unitaire d'achat (40 Fcfa) de Biscuits en Sachets industriel (Tres petit) est relativement faible par rapport aux autres prix observés dans cette zone. Prière de corriger ou de confirmer avec le QG. Avertissement!! La quantité (5 litre) du produit Huile de soja  consommée  par le ménage semble très élevé, prière de corriger ou confirmer avec le QG. Avertissement!!! Le ménage a consommé 8 Tas Petit de Mâchoiron séchée (Kon), cette quantité semble anormale pour une consommation des 7 derniers jours.Prière de corriger ou de confirmer avec le QG. Incohérence!! Dans ce ménage, chaque individus consomme par jour 27.95357 Kg  de cereale; Prière de revoir les quantités prises de ces produits. Incohérence!! Dans ce ménage, chaque individus consomme par jour 27.95357 Kg  de cereale; Prière de revoir les quantités prises de ces produits. Le prix d'achat unitaire (6000 Fcfa) de Café moulu en Kg de taille taille unique prière de regarder les reponses prises dans les questions s07bq07a s07bq07b s07bq07c s07bq08 pour mieux corriger. Attention ! Le prix unitaire d'achat (6000 Fcfa) de Café moulu en Kg (taille unique) est relativement élevé par rapport aux autres prix observés dans cette zone. Prière de corriger ou de confirmer avec le QG.</w:t>
+        <w:t>- Attention ! Le prix unitaire d'achat (1400 Fcfa) de Manioc en tubercules en Kg (taille unique) est relativement élevé par rapport aux autres prix observés dans cette zone. Prière de corriger ou de confirmer avec le QG. Attention ! Le prix unitaire d'achat (40 Fcfa) de Biscuits en Sachets industriel (Tres petit) est relativement faible par rapport aux autres prix observés dans cette zone. Prière de corriger ou de confirmer avec le QG. Avertissement!! La quantité (5 litre) du produit Huile de soja  consommée  par le ménage semble très élevé, prière de corriger ou confirmer avec le QG. Avertissement!!! Le ménage a consommé 8 Tas Petit de Mâchoiron séchée (Kon), cette quantité semble anormale pour une consommation des 7 derniers jours.Prière de corriger ou de confirmer avec le QG. Incohérence!! Dans ce ménage, chaque individus consomme par jour 45.125 Kg  de cereale; Prière de revoir les quantités prises de ces produits. Incohérence!! Dans ce ménage, chaque individus consomme par jour 45.125 Kg  de cereale; Prière de revoir les quantités prises de ces produits. Le prix d'achat unitaire (6000 Fcfa) de Café moulu en Kg de taille taille unique prière de regarder les reponses prises dans les questions s07bq07a s07bq07b s07bq07c s07bq08 pour mieux corriger. Attention ! Le prix unitaire d'achat (6000 Fcfa) de Café moulu en Kg (taille unique) est relativement élevé par rapport aux autres prix observés dans cette zone. Prière de corriger ou de confirmer avec le QG.</w:t>
       </w:r>
     </w:p>
     <w:p>
@@ -6239,7 +6245,7 @@
         <w:rPr>
           <w:sz w:val="20"/>
         </w:rPr>
-        <w:t>- Attention ! Le prix unitaire d'achat (200 Fcfa) de Piment frais en Sachets (Petit) est relativement élevé par rapport aux autres prix observés dans cette zone. Prière de corriger ou de confirmer avec le QG. Attention ! Le prix unitaire d'achat (42.85714 Fcfa) de Biscuits en Sachets industriel (Tres petit) est relativement faible par rapport aux autres prix observés dans cette zone. Prière de corriger ou de confirmer avec le QG. Attention ! Le prix unitaire d'achat (800 Fcfa) de Courge en Pièce (Petit) est relativement élevé par rapport aux autres prix observés dans cette zone. Prière de corriger ou de confirmer avec le QG. Attention ! Le prix unitaire d'achat (950 Fcfa) de Huile de soja  en Bidon 20l (taille unique) est relativement faible par rapport aux autres prix observés dans cette zone. Prière de corriger ou de confirmer avec le QG. Incohérence!! Dans ce ménage, chaque individus consomme par jour 14.89153 Kg  de cereale; Prière de revoir les quantités prises de ces produits. Incohérence!! Dans ce ménage, chaque individus consomme par jour 14.89153 Kg  de cereale; Prière de revoir les quantités prises de ces produits.</w:t>
+        <w:t>- Attention ! Le prix unitaire d'achat (200 Fcfa) de Piment frais en Sachets (Petit) est relativement élevé par rapport aux autres prix observés dans cette zone. Prière de corriger ou de confirmer avec le QG. Attention ! Le prix unitaire d'achat (2000 Fcfa) de Oignon frais en Tas (Petit) est relativement élevé par rapport aux autres prix observés dans cette zone. Prière de corriger ou de confirmer avec le QG. Attention ! Le prix unitaire d'achat (42.85714 Fcfa) de Biscuits en Sachets industriel (Tres petit) est relativement faible par rapport aux autres prix observés dans cette zone. Prière de corriger ou de confirmer avec le QG. Attention ! Le prix unitaire d'achat (500 Fcfa) de Poivron frais en Tas (Tres petit) est relativement élevé par rapport aux autres prix observés dans cette zone. Prière de corriger ou de confirmer avec le QG. Attention ! Le prix unitaire d'achat (800 Fcfa) de Courge en Pièce (Petit) est relativement élevé par rapport aux autres prix observés dans cette zone. Prière de corriger ou de confirmer avec le QG. Attention ! Le prix unitaire d'achat (950 Fcfa) de Huile de soja  en Bidon 20l (taille unique) est relativement faible par rapport aux autres prix observés dans cette zone. Prière de corriger ou de confirmer avec le QG. Incohérence!! Dans ce ménage, chaque individus consomme par jour 29.00633 Kg  de cereale; Prière de revoir les quantités prises de ces produits. Incohérence!! Dans ce ménage, chaque individus consomme par jour 29.00633 Kg  de cereale; Prière de revoir les quantités prises de ces produits.</w:t>
       </w:r>
     </w:p>
     <w:p>
@@ -6392,7 +6398,7 @@
         </w:rPr>
         <w:t xml:space="preserve">- Attention ! Appareil TV a été achété à 200000 Fcfa est relativement élevé par rapport aux autres prix d'achat observés dans cette zone. Prière de corriger ou de confirmer avec le QG. </w:t>
         <w:br/>
-        <w:t xml:space="preserve">- Attention ! Réfrigérateur a été achété à 300000 Fcfa est relativement élevé par rapport aux autres prix d'achat observés dans cette zone. Prière de corriger ou de confirmer avec le QG. </w:t>
+        <w:t xml:space="preserve">- Attention ! Tablette a été achété à 75000 Fcfa est relativement élevé par rapport aux autres prix d'achat observés dans cette zone. Prière de corriger ou de confirmer avec le QG. </w:t>
         <w:br/>
         <w:t>- Le nombre d'article ( Robot de cuisine électrique (Moulinex))  dans ce ménages est élevé (13), prière de corriger ou confirmer avec le QG.</w:t>
       </w:r>
@@ -6470,6 +6476,27 @@
         <w:t xml:space="preserve">- La quantité estimée en Kg est incorrecte (Exemple : si le ménage a eu 10 sacs de 100kg = 10*100=1000kg), prière de corriger merci. </w:t>
         <w:br/>
         <w:t>- La quantité estimée en Kg est incorrecte (Exemple : si le ménage a eu 10 sacs de 100kg = 10*100=1000kg), prière de corriger merci.</w:t>
+      </w:r>
+    </w:p>
+    <w:p>
+      <w:r>
+        <w:rPr>
+          <w:b/>
+          <w:color w:val="4672C4"/>
+          <w:sz w:val="22"/>
+        </w:rPr>
+        <w:t>&gt;&gt; Section16d - Utilisation de la production</w:t>
+      </w:r>
+    </w:p>
+    <w:p>
+      <w:pPr>
+        <w:ind w:left="283"/>
+      </w:pPr>
+      <w:r>
+        <w:rPr>
+          <w:sz w:val="20"/>
+        </w:rPr>
+        <w:t>- ||</w:t>
       </w:r>
     </w:p>
     <w:p>
@@ -7001,7 +7028,7 @@
         <w:rPr>
           <w:sz w:val="20"/>
         </w:rPr>
-        <w:t>- Attention ! Le prix unitaire d'achat (1200 Fcfa) de Pomme de terre en Kg (taille unique) est relativement élevé par rapport aux autres prix observés dans cette zone. Prière de corriger ou de confirmer avec le QG. Attention ! Le prix unitaire d'achat (1600 Fcfa) de Lait en poudre en Kg (taille unique) est relativement faible par rapport aux autres prix observés dans cette zone. Prière de corriger ou de confirmer avec le QG. Attention ! Le prix unitaire d'achat (250 Fcfa) de Tamarin noir en Sachets (Moyen) est relativement élevé par rapport aux autres prix observés dans cette zone. Prière de corriger ou de confirmer avec le QG. Avertissement!! La quantité (5 litre) du produit Huile de soja  consommée  par le ménage semble très élevé, prière de corriger ou confirmer avec le QG. Incohérence!! Dans ce ménage, chaque individus consomme par jour 16.87083 Kg  de cereale; Prière de revoir les quantités prises de ces produits. Incohérence!! Dans ce ménage, chaque individus consomme par jour 16.87083 Kg  de cereale; Prière de revoir les quantités prises de ces produits. Le prix d'achat unitaire (6000 Fcfa) de Café moulu en Kg de taille taille unique prière de regarder les reponses prises dans les questions s07bq07a s07bq07b s07bq07c s07bq08 pour mieux corriger. Attention ! Le prix unitaire d'achat (6000 Fcfa) de Café moulu en Kg (taille unique) est relativement élevé par rapport aux autres prix observés dans cette zone. Prière de corriger ou de confirmer avec le QG.</w:t>
+        <w:t>- Attention ! Le prix unitaire d'achat (1200 Fcfa) de Pomme de terre en Kg (taille unique) est relativement élevé par rapport aux autres prix observés dans cette zone. Prière de corriger ou de confirmer avec le QG. Attention ! Le prix unitaire d'achat (1600 Fcfa) de Lait en poudre en Kg (taille unique) est relativement faible par rapport aux autres prix observés dans cette zone. Prière de corriger ou de confirmer avec le QG. Attention ! Le prix unitaire d'achat (200 Fcfa) de Vinaigre de vin en Sachets (Petit) est relativement élevé par rapport aux autres prix observés dans cette zone. Prière de corriger ou de confirmer avec le QG. Attention ! Le prix unitaire d'achat (250 Fcfa) de Tamarin noir en Sachets (Moyen) est relativement élevé par rapport aux autres prix observés dans cette zone. Prière de corriger ou de confirmer avec le QG. Attention ! Le prix unitaire d'achat (300 Fcfa) de Poivron frais en Tas (Petit) est relativement élevé par rapport aux autres prix observés dans cette zone. Prière de corriger ou de confirmer avec le QG. Avertissement!! La quantité (5 litre) du produit Huile de soja  consommée  par le ménage semble très élevé, prière de corriger ou confirmer avec le QG. Incohérence!! Dans ce ménage, chaque individus consomme par jour 31.07738 Kg  de cereale; Prière de revoir les quantités prises de ces produits. Incohérence!! Dans ce ménage, chaque individus consomme par jour 31.07738 Kg  de cereale; Prière de revoir les quantités prises de ces produits. Le prix d'achat unitaire (6000 Fcfa) de Café moulu en Kg de taille taille unique prière de regarder les reponses prises dans les questions s07bq07a s07bq07b s07bq07c s07bq08 pour mieux corriger. Attention ! Le prix unitaire d'achat (6000 Fcfa) de Café moulu en Kg (taille unique) est relativement élevé par rapport aux autres prix observés dans cette zone. Prière de corriger ou de confirmer avec le QG.</w:t>
       </w:r>
     </w:p>
     <w:p>
@@ -7544,7 +7571,7 @@
         <w:rPr>
           <w:sz w:val="20"/>
         </w:rPr>
-        <w:t>- Attention ! Le prix unitaire d'achat (1600 Fcfa) de Choux en Kg (taille unique) est relativement élevé par rapport aux autres prix observés dans cette zone. Prière de corriger ou de confirmer avec le QG. Attention ! Le prix unitaire d'achat (250 Fcfa) de Lait caillé en Sachets (Petit) est relativement élevé par rapport aux autres prix observés dans cette zone. Prière de corriger ou de confirmer avec le QG. Avertissement!! La quantité (4.75 litre) du produit Huile de soja  consommée  par le ménage semble très élevé, prière de corriger ou confirmer avec le QG. Incohérence!! Dans ce ménage, chaque individus consomme par jour 39.11286 Kg  de cereale; Prière de revoir les quantités prises de ces produits. Incohérence!! Dans ce ménage, chaque individus consomme par jour 39.11286 Kg  de cereale; Prière de revoir les quantités prises de ces produits. Le prix d'achat unitaire (1000 Fcfa) de Sel en Sac (5 Kg) de taille taille unique est très faible, prière de regarder les reponses prises dans les questions s07bq07a s07bq07b s07bq07c s07bq08 pour mieux corriger.</w:t>
+        <w:t>- Attention ! Le prix unitaire d'achat (100 Fcfa) de Poivre en Sachets (Tres petit) est relativement élevé par rapport aux autres prix observés dans cette zone. Prière de corriger ou de confirmer avec le QG. Attention ! Le prix unitaire d'achat (1600 Fcfa) de Choux en Kg (taille unique) est relativement élevé par rapport aux autres prix observés dans cette zone. Prière de corriger ou de confirmer avec le QG. Attention ! Le prix unitaire d'achat (200 Fcfa) de Poireau en Tas (Petit) est relativement élevé par rapport aux autres prix observés dans cette zone. Prière de corriger ou de confirmer avec le QG. Attention ! Le prix unitaire d'achat (200 Fcfa) de Pâte d'arachide en Sachets (Petit) est relativement faible par rapport aux autres prix observés dans cette zone. Prière de corriger ou de confirmer avec le QG. Attention ! Le prix unitaire d'achat (500 Fcfa) de Oignon frais en Kg (taille unique) est relativement faible par rapport aux autres prix observés dans cette zone. Prière de corriger ou de confirmer avec le QG. Attention ! Le prix unitaire d'achat (500 Fcfa) de Piment séché en Sachets (Moyen) est relativement élevé par rapport aux autres prix observés dans cette zone. Prière de corriger ou de confirmer avec le QG. Avertissement!! La quantité (4.75 litre) du produit Huile de soja  consommée  par le ménage semble très élevé, prière de corriger ou confirmer avec le QG. Incohérence!! Dans ce ménage, chaque individus consomme par jour 100.7705 Kg  de cereale; Prière de revoir les quantités prises de ces produits. Incohérence!! Dans ce ménage, chaque individus consomme par jour 100.7705 Kg  de cereale; Prière de revoir les quantités prises de ces produits. Le prix d'achat unitaire (1000 Fcfa) de Sel en Sac (5 Kg) de taille taille unique est très faible, prière de regarder les reponses prises dans les questions s07bq07a s07bq07b s07bq07c s07bq08 pour mieux corriger.</w:t>
       </w:r>
     </w:p>
     <w:p>
@@ -7701,9 +7728,11 @@
         <w:rPr>
           <w:sz w:val="20"/>
         </w:rPr>
-        <w:t xml:space="preserve">- Attention ! Charrettes a été revendu à 220000 Fcfa qui est relativement élevé par rapport aux autres prix de revente observés dans cette zone. Prière de corriger ou de confirmer avec le QG. </w:t>
+        <w:t xml:space="preserve">- Attention ! Faucheuse a été achété à 2000 Fcfa est relativement élevé par rapport aux autres prix d'achat observés dans cette zone. Prière de corriger ou de confirmer avec le QG. Attention ! Faucheuse a été revendu à 2000 Fcfa qui est relativement élevé par rapport aux autres prix de revente observés dans cette zone. Prière de corriger ou de confirmer avec le QG. </w:t>
         <w:br/>
-        <w:t>- Attention ! Herse a été achété à 3000 Fcfa est relativement élevé par rapport aux autres prix d'achat observés dans cette zone. Prière de corriger ou de confirmer avec le QG. Attention ! Herse a été revendu à 3000 Fcfa qui est relativement élevé par rapport aux autres prix de revente observés dans cette zone. Prière de corriger ou de confirmer avec le QG.</w:t>
+        <w:t xml:space="preserve">- Attention ! Herse a été revendu à 3000 Fcfa qui est relativement élevé par rapport aux autres prix de revente observés dans cette zone. Prière de corriger ou de confirmer avec le QG. </w:t>
+        <w:br/>
+        <w:t>- Attention ! Houe asine a été achété à 55000 Fcfa est relativement élevé par rapport aux autres prix d'achat observés dans cette zone. Prière de corriger ou de confirmer avec le QG. Attention ! Houe asine a été revendu à 55000 Fcfa qui est relativement élevé par rapport aux autres prix de revente observés dans cette zone. Prière de corriger ou de confirmer avec le QG.</w:t>
       </w:r>
     </w:p>
     <w:p>
@@ -8166,7 +8195,7 @@
         <w:rPr>
           <w:sz w:val="20"/>
         </w:rPr>
-        <w:t>- Attention ! Le prix unitaire d'achat (1800 Fcfa) de Lait en poudre en Kg (taille unique) est relativement faible par rapport aux autres prix observés dans cette zone. Prière de corriger ou de confirmer avec le QG. Attention ! Le prix unitaire d'achat (800 Fcfa) de Oignon frais en Kg (taille unique) est relativement élevé par rapport aux autres prix observés dans cette zone. Prière de corriger ou de confirmer avec le QG. Avertissement!!! Le ménage a consommé 11 Pièce Tres petit de Capitaine frais, cette quantité semble anormale pour une consommation des 7 derniers jours.Prière de corriger ou de confirmer avec le QG. Incohérence!! Dans ce ménage, chaque individus consomme par jour 26.73786 Kg  de cereale; Prière de revoir les quantités prises de ces produits. Incohérence!! Dans ce ménage, chaque individus consomme par jour 26.73786 Kg  de cereale; Prière de revoir les quantités prises de ces produits. Le prix d'achat unitaire (1000 Fcfa) de Sel en Sac (5 Kg) de taille taille unique est très faible, prière de regarder les reponses prises dans les questions s07bq07a s07bq07b s07bq07c s07bq08 pour mieux corriger.</w:t>
+        <w:t>- Attention ! Le prix unitaire d'achat (1800 Fcfa) de Lait en poudre en Kg (taille unique) est relativement faible par rapport aux autres prix observés dans cette zone. Prière de corriger ou de confirmer avec le QG. Attention ! Le prix unitaire d'achat (200 Fcfa) de Manioc en tubercules en Morceau (Portion) (Petit) est relativement élevé par rapport aux autres prix observés dans cette zone. Prière de corriger ou de confirmer avec le QG. Attention ! Le prix unitaire d'achat (800 Fcfa) de Oignon frais en Kg (taille unique) est relativement élevé par rapport aux autres prix observés dans cette zone. Prière de corriger ou de confirmer avec le QG. Avertissement!!! Le ménage a consommé 11 Pièce Tres petit de Capitaine frais, cette quantité semble anormale pour une consommation des 7 derniers jours.Prière de corriger ou de confirmer avec le QG. Incohérence!! Dans ce ménage, chaque individus consomme par jour 47.64071 Kg  de cereale; Prière de revoir les quantités prises de ces produits. Incohérence!! Dans ce ménage, chaque individus consomme par jour 47.64071 Kg  de cereale; Prière de revoir les quantités prises de ces produits. Le prix d'achat unitaire (1000 Fcfa) de Sel en Sac (5 Kg) de taille taille unique est très faible, prière de regarder les reponses prises dans les questions s07bq07a s07bq07b s07bq07c s07bq08 pour mieux corriger.</w:t>
       </w:r>
     </w:p>
     <w:p>
@@ -8337,11 +8366,32 @@
         <w:rPr>
           <w:sz w:val="20"/>
         </w:rPr>
-        <w:t xml:space="preserve">- Avertissement! Le prix de vente (35714.29 Fcfa) d'un Ovins (Moutons) est trop petit ou élevé . Veuillez confirmer ces informations avec le QG ou apporter les corrections nécessaires. </w:t>
+        <w:t xml:space="preserve">- Avertissement! Le prix de vente (35714.29 Fcfa) d'un Ovins (Moutons) est trop petit ou élevé . Veuillez confirmer ces informations avec le QG ou apporter les corrections nécessaires. Attention ! Le ménage a acheté 4 Ovins (Moutons) à 570000 donc un prix unitaire d'achat (142500 Fcfa) qui  est relativement elevé par rapport aux autres prix observés dans cette zone. Prière de corriger ou de confirmer avec le QG. </w:t>
         <w:br/>
         <w:t xml:space="preserve">- Avertissement! Le prix de vente (492500 Fcfa) d'un Bovin est trop petit ou élevé . Veuillez confirmer ces informations avec le QG ou apporter les corrections nécessaires. </w:t>
         <w:br/>
         <w:t>- Avertissement! Le prix unitaire (250000 Fcfa) de Equins (Chevaux) est trop petit ou élevé. Veuillez confirmer ces informations avec le QG ou apporter les corrections nécessaires.</w:t>
+      </w:r>
+    </w:p>
+    <w:p>
+      <w:r>
+        <w:rPr>
+          <w:b/>
+          <w:color w:val="4672C4"/>
+          <w:sz w:val="22"/>
+        </w:rPr>
+        <w:t>&gt;&gt; Section19 - Equipements agricoles</w:t>
+      </w:r>
+    </w:p>
+    <w:p>
+      <w:pPr>
+        <w:ind w:left="283"/>
+      </w:pPr>
+      <w:r>
+        <w:rPr>
+          <w:sz w:val="20"/>
+        </w:rPr>
+        <w:t>- Attention ! Faucheuse a été achété à 2000 Fcfa est relativement élevé par rapport aux autres prix d'achat observés dans cette zone. Prière de corriger ou de confirmer avec le QG. Attention ! Faucheuse a été revendu à 2000 Fcfa qui est relativement élevé par rapport aux autres prix de revente observés dans cette zone. Prière de corriger ou de confirmer avec le QG.</w:t>
       </w:r>
     </w:p>
     <w:p>
